--- a/backend/fabric_ipfs/docx/ebl_template.docx
+++ b/backend/fabric_ipfs/docx/ebl_template.docx
@@ -43,6 +43,12 @@
             <w:insideH w:val="single" w:color="auto" w:sz="4" w:space="0"/>
             <w:insideV w:val="single" w:color="auto" w:sz="4" w:space="0"/>
           </w:tblBorders>
+          <w:tblCellMar>
+            <w:top w:w="0" w:type="dxa"/>
+            <w:left w:w="108" w:type="dxa"/>
+            <w:bottom w:w="0" w:type="dxa"/>
+            <w:right w:w="108" w:type="dxa"/>
+          </w:tblCellMar>
         </w:tblPrEx>
         <w:tc>
           <w:tcPr>
@@ -2050,14 +2056,16 @@
           <w:p>
             <w:pPr>
               <w:rPr>
-                <w:rFonts w:hint="eastAsia"/>
-              </w:rPr>
-            </w:pPr>
-            <w:r>
-              <w:rPr>
-                <w:rFonts w:hint="eastAsia"/>
-              </w:rPr>
-              <w:t>CarrierStamp</w:t>
+                <w:rFonts w:hint="default" w:eastAsiaTheme="minorEastAsia"/>
+                <w:lang w:val="en-US" w:eastAsia="zh-CN"/>
+              </w:rPr>
+            </w:pPr>
+            <w:r>
+              <w:rPr>
+                <w:rFonts w:hint="eastAsia"/>
+                <w:lang w:val="en-US" w:eastAsia="zh-CN"/>
+              </w:rPr>
+              <w:t>Seal.jpg</w:t>
             </w:r>
             <w:bookmarkStart w:id="0" w:name="_GoBack"/>
             <w:bookmarkEnd w:id="0"/>
